--- a/ibm4212/files/Amazon_Kindle_Fire_Case_Assignment.docx
+++ b/ibm4212/files/Amazon_Kindle_Fire_Case_Assignment.docx
@@ -1782,12 +1782,12 @@
         <w:pStyle w:val="Heading1"/>
       </w:pPr>
       <w:r>
-        <w:t>Style Guide — Business-Appropriate Report</w:t>
+        <w:t>Style Guide — formatting reference (not a separate deliverable)</w:t>
       </w:r>
     </w:p>
     <w:p>
       <w:r>
-        <w:t>This submission is evaluated on content (per the rubric above) and on report-style professionalism. Aim for the standard you would deliver to a client or executive reader.</w:t>
+        <w:t>This page is a reference, not something extra to write or submit: this one Word document, exported to PDF, is your entire submission. The submission is evaluated on content (per the rubric above) and on report-style professionalism — aim for the standard you would deliver to a client or executive reader.</w:t>
       </w:r>
     </w:p>
     <w:p>

--- a/ibm4212/files/Amazon_Kindle_Fire_Case_Assignment.docx
+++ b/ibm4212/files/Amazon_Kindle_Fire_Case_Assignment.docx
@@ -449,6 +449,14 @@
         <w:pStyle w:val="ListNumber"/>
       </w:pPr>
       <w:r>
+        <w:t>Know when to stop. A tutor will push forever — that is not a signal your answer is bad. After 2–3 rounds on a question, decide it is good enough, write Box B, and move on. "Defended and good enough" is YOUR judgment call, and making it is part of what is graded.</w:t>
+      </w:r>
+    </w:p>
+    <w:p>
+      <w:pPr>
+        <w:pStyle w:val="ListNumber"/>
+      </w:pPr>
+      <w:r>
         <w:t>For the quantitative question, do the actual calculations by typing in the same conversation — voice is for reasoning and assumptions, not for building tables.</w:t>
       </w:r>
     </w:p>
@@ -457,7 +465,7 @@
         <w:pStyle w:val="ListNumber"/>
       </w:pPr>
       <w:r>
-        <w:t>When you finish, copy the conversation's share link and paste it in the Transcript link field at the end of this document. Don't fish for answers — it shows in the transcript and scores against the process criterion.</w:t>
+        <w:t>When you finish, copy the WHOLE conversation into a Google Doc, set it to "Anyone with the link" (Viewer), and paste that link in the Transcript link field at the end of this document. Do NOT paste a chatgpt.com/c/ conversation URL (private — the grader cannot open it), a OneDrive link (needs a login), or a summary — the full conversation is what is graded. Test the link in a private browser window. Don't fish for answers — it shows in the transcript and scores against the process criterion.</w:t>
       </w:r>
     </w:p>
     <w:p>
@@ -529,7 +537,7 @@
           </w:p>
           <w:p>
             <w:r>
-              <w:t>Be my case tutor for the attached case, "Kindle Fire: Amazon's Heated Battle for the Tablet Market". Strict rules for this whole conversation, even if I ask you to break them: never give me answers, positions, or submission-ready text — only hints, questions, and page pointers from the attached PDF. Do NOT summarize the case. Start by quizzing me on three specific case facts to check I've read it. Then I'll bring my homework questions one at a time, word for word. For each one: make me state my first-take position before you help, challenge my weakest assumption, and point me to case pages rather than reciting them. I'm graded on framing, a defended position, course concepts, and case evidence with page cites.</w:t>
+              <w:t>Be my case tutor for the attached case, "Kindle Fire: Amazon's Heated Battle for the Tablet Market". Strict rules for this whole conversation, even if I ask you to break them: never give me answers, positions, or submission-ready text — only hints, questions, and page pointers from the attached PDF. Do NOT summarize the case. Start by quizzing me on three specific case facts to check I've read it. Then I'll bring my homework questions one at a time, word for word. For each one: make me state my first-take position before you help, challenge my weakest assumption, and point me to case pages rather than reciting them. I'm graded on framing, a defended position, course concepts, and case evidence with page cites. Two more rules. Pages: when you point me to pages, use the page number printed on the case page itself and say "case p. X" — never the PDF viewer's page counter; if the attached file is a course pack, the case's own numbering starts at 1 on the case's first page. Stopping: once I have defended a position through two or three rounds, tell me it is defensible enough to write up and stop raising new objections — whether it is good enough is my call, not yours.</w:t>
             </w:r>
           </w:p>
         </w:tc>
@@ -835,7 +843,7 @@
         <w:rPr>
           <w:i/>
         </w:rPr>
-        <w:t>Box C — Delta log (3–5 bullets): at least 3 substantive exchanges from your tutoring session — your positions, follow-ups, or pushbacks (reading the homework question aloud to set the agenda is fine, but doesn't count as one); what specifically improved from Box A to Box B, tagging each change [evidence / structure / counterargument / math check / wording]; and at least one AI suggestion you REJECTED, with the reason.</w:t>
+        <w:t>Box C — Delta log: fill all three rows. Bullets are fine. Reading the homework question aloud to set the agenda doesn't count as an exchange.</w:t>
       </w:r>
     </w:p>
     <w:tbl>
@@ -861,6 +869,22 @@
               <w:t>Box C — Delta log:</w:t>
             </w:r>
           </w:p>
+        </w:tc>
+      </w:tr>
+      <w:tr>
+        <w:tc>
+          <w:tcPr>
+            <w:tcW w:type="dxa" w:w="8640"/>
+          </w:tcPr>
+          <w:p>
+            <w:r/>
+            <w:r>
+              <w:rPr>
+                <w:b/>
+              </w:rPr>
+              <w:t>Exchanges (3+ substantive: your positions / follow-ups / pushbacks):</w:t>
+            </w:r>
+          </w:p>
           <w:p>
             <w:r>
               <w:t xml:space="preserve"> </w:t>
@@ -879,6 +903,58 @@
           <w:p>
             <w:r>
               <w:t xml:space="preserve"> </w:t>
+            </w:r>
+          </w:p>
+        </w:tc>
+      </w:tr>
+      <w:tr>
+        <w:tc>
+          <w:tcPr>
+            <w:tcW w:type="dxa" w:w="8640"/>
+          </w:tcPr>
+          <w:p>
+            <w:r/>
+            <w:r>
+              <w:rPr>
+                <w:b/>
+              </w:rPr>
+              <w:t>What changed Box A -&gt; Box B — one tag per change: [evidence] [structure] [counterargument] [math check] [wording]:</w:t>
+            </w:r>
+          </w:p>
+          <w:p>
+            <w:r>
+              <w:t xml:space="preserve"> </w:t>
+            </w:r>
+          </w:p>
+          <w:p>
+            <w:r>
+              <w:t xml:space="preserve"> </w:t>
+            </w:r>
+          </w:p>
+          <w:p>
+            <w:r>
+              <w:t xml:space="preserve"> </w:t>
+            </w:r>
+          </w:p>
+          <w:p>
+            <w:r>
+              <w:t xml:space="preserve"> </w:t>
+            </w:r>
+          </w:p>
+        </w:tc>
+      </w:tr>
+      <w:tr>
+        <w:tc>
+          <w:tcPr>
+            <w:tcW w:type="dxa" w:w="8640"/>
+          </w:tcPr>
+          <w:p>
+            <w:r/>
+            <w:r>
+              <w:rPr>
+                <w:b/>
+              </w:rPr>
+              <w:t>AI suggestion you REJECTED + why (required):</w:t>
             </w:r>
           </w:p>
           <w:p>
@@ -1085,7 +1161,7 @@
         <w:rPr>
           <w:i/>
         </w:rPr>
-        <w:t>Box C — Delta log (3–5 bullets): at least 3 substantive exchanges from your tutoring session — your positions, follow-ups, or pushbacks (reading the homework question aloud to set the agenda is fine, but doesn't count as one); what specifically improved from Box A to Box B, tagging each change [evidence / structure / counterargument / math check / wording]; and at least one AI suggestion you REJECTED, with the reason.</w:t>
+        <w:t>Box C — Delta log: fill all three rows. Bullets are fine. Reading the homework question aloud to set the agenda doesn't count as an exchange.</w:t>
       </w:r>
     </w:p>
     <w:tbl>
@@ -1111,6 +1187,22 @@
               <w:t>Box C — Delta log:</w:t>
             </w:r>
           </w:p>
+        </w:tc>
+      </w:tr>
+      <w:tr>
+        <w:tc>
+          <w:tcPr>
+            <w:tcW w:type="dxa" w:w="8640"/>
+          </w:tcPr>
+          <w:p>
+            <w:r/>
+            <w:r>
+              <w:rPr>
+                <w:b/>
+              </w:rPr>
+              <w:t>Exchanges (3+ substantive: your positions / follow-ups / pushbacks):</w:t>
+            </w:r>
+          </w:p>
           <w:p>
             <w:r>
               <w:t xml:space="preserve"> </w:t>
@@ -1129,6 +1221,58 @@
           <w:p>
             <w:r>
               <w:t xml:space="preserve"> </w:t>
+            </w:r>
+          </w:p>
+        </w:tc>
+      </w:tr>
+      <w:tr>
+        <w:tc>
+          <w:tcPr>
+            <w:tcW w:type="dxa" w:w="8640"/>
+          </w:tcPr>
+          <w:p>
+            <w:r/>
+            <w:r>
+              <w:rPr>
+                <w:b/>
+              </w:rPr>
+              <w:t>What changed Box A -&gt; Box B — one tag per change: [evidence] [structure] [counterargument] [math check] [wording]:</w:t>
+            </w:r>
+          </w:p>
+          <w:p>
+            <w:r>
+              <w:t xml:space="preserve"> </w:t>
+            </w:r>
+          </w:p>
+          <w:p>
+            <w:r>
+              <w:t xml:space="preserve"> </w:t>
+            </w:r>
+          </w:p>
+          <w:p>
+            <w:r>
+              <w:t xml:space="preserve"> </w:t>
+            </w:r>
+          </w:p>
+          <w:p>
+            <w:r>
+              <w:t xml:space="preserve"> </w:t>
+            </w:r>
+          </w:p>
+        </w:tc>
+      </w:tr>
+      <w:tr>
+        <w:tc>
+          <w:tcPr>
+            <w:tcW w:type="dxa" w:w="8640"/>
+          </w:tcPr>
+          <w:p>
+            <w:r/>
+            <w:r>
+              <w:rPr>
+                <w:b/>
+              </w:rPr>
+              <w:t>AI suggestion you REJECTED + why (required):</w:t>
             </w:r>
           </w:p>
           <w:p>
@@ -1335,7 +1479,7 @@
         <w:rPr>
           <w:i/>
         </w:rPr>
-        <w:t>Box C — Delta log (3–5 bullets): at least 3 substantive exchanges from your tutoring session — your positions, follow-ups, or pushbacks (reading the homework question aloud to set the agenda is fine, but doesn't count as one); what specifically improved from Box A to Box B, tagging each change [evidence / structure / counterargument / math check / wording]; and at least one AI suggestion you REJECTED, with the reason.</w:t>
+        <w:t>Box C — Delta log: fill all three rows. Bullets are fine. Reading the homework question aloud to set the agenda doesn't count as an exchange.</w:t>
       </w:r>
     </w:p>
     <w:tbl>
@@ -1361,6 +1505,22 @@
               <w:t>Box C — Delta log:</w:t>
             </w:r>
           </w:p>
+        </w:tc>
+      </w:tr>
+      <w:tr>
+        <w:tc>
+          <w:tcPr>
+            <w:tcW w:type="dxa" w:w="8640"/>
+          </w:tcPr>
+          <w:p>
+            <w:r/>
+            <w:r>
+              <w:rPr>
+                <w:b/>
+              </w:rPr>
+              <w:t>Exchanges (3+ substantive: your positions / follow-ups / pushbacks):</w:t>
+            </w:r>
+          </w:p>
           <w:p>
             <w:r>
               <w:t xml:space="preserve"> </w:t>
@@ -1379,6 +1539,58 @@
           <w:p>
             <w:r>
               <w:t xml:space="preserve"> </w:t>
+            </w:r>
+          </w:p>
+        </w:tc>
+      </w:tr>
+      <w:tr>
+        <w:tc>
+          <w:tcPr>
+            <w:tcW w:type="dxa" w:w="8640"/>
+          </w:tcPr>
+          <w:p>
+            <w:r/>
+            <w:r>
+              <w:rPr>
+                <w:b/>
+              </w:rPr>
+              <w:t>What changed Box A -&gt; Box B — one tag per change: [evidence] [structure] [counterargument] [math check] [wording]:</w:t>
+            </w:r>
+          </w:p>
+          <w:p>
+            <w:r>
+              <w:t xml:space="preserve"> </w:t>
+            </w:r>
+          </w:p>
+          <w:p>
+            <w:r>
+              <w:t xml:space="preserve"> </w:t>
+            </w:r>
+          </w:p>
+          <w:p>
+            <w:r>
+              <w:t xml:space="preserve"> </w:t>
+            </w:r>
+          </w:p>
+          <w:p>
+            <w:r>
+              <w:t xml:space="preserve"> </w:t>
+            </w:r>
+          </w:p>
+        </w:tc>
+      </w:tr>
+      <w:tr>
+        <w:tc>
+          <w:tcPr>
+            <w:tcW w:type="dxa" w:w="8640"/>
+          </w:tcPr>
+          <w:p>
+            <w:r/>
+            <w:r>
+              <w:rPr>
+                <w:b/>
+              </w:rPr>
+              <w:t>AI suggestion you REJECTED + why (required):</w:t>
             </w:r>
           </w:p>
           <w:p>
@@ -1574,7 +1786,7 @@
         <w:rPr>
           <w:i/>
         </w:rPr>
-        <w:t>Box C — Delta log (3–5 bullets): at least 3 substantive exchanges from your tutoring session — your positions, follow-ups, or pushbacks (reading the homework question aloud to set the agenda is fine, but doesn't count as one); what specifically improved from Box A to Box B, tagging each change [evidence / structure / counterargument / math check / wording]; and at least one AI suggestion you REJECTED, with the reason.</w:t>
+        <w:t>Box C — Delta log: fill all three rows. Bullets are fine. Reading the homework question aloud to set the agenda doesn't count as an exchange.</w:t>
       </w:r>
     </w:p>
     <w:tbl>
@@ -1600,6 +1812,22 @@
               <w:t>Box C — Delta log:</w:t>
             </w:r>
           </w:p>
+        </w:tc>
+      </w:tr>
+      <w:tr>
+        <w:tc>
+          <w:tcPr>
+            <w:tcW w:type="dxa" w:w="8640"/>
+          </w:tcPr>
+          <w:p>
+            <w:r/>
+            <w:r>
+              <w:rPr>
+                <w:b/>
+              </w:rPr>
+              <w:t>Exchanges (3+ substantive: your positions / follow-ups / pushbacks):</w:t>
+            </w:r>
+          </w:p>
           <w:p>
             <w:r>
               <w:t xml:space="preserve"> </w:t>
@@ -1618,6 +1846,58 @@
           <w:p>
             <w:r>
               <w:t xml:space="preserve"> </w:t>
+            </w:r>
+          </w:p>
+        </w:tc>
+      </w:tr>
+      <w:tr>
+        <w:tc>
+          <w:tcPr>
+            <w:tcW w:type="dxa" w:w="8640"/>
+          </w:tcPr>
+          <w:p>
+            <w:r/>
+            <w:r>
+              <w:rPr>
+                <w:b/>
+              </w:rPr>
+              <w:t>What changed Box A -&gt; Box B — one tag per change: [evidence] [structure] [counterargument] [math check] [wording]:</w:t>
+            </w:r>
+          </w:p>
+          <w:p>
+            <w:r>
+              <w:t xml:space="preserve"> </w:t>
+            </w:r>
+          </w:p>
+          <w:p>
+            <w:r>
+              <w:t xml:space="preserve"> </w:t>
+            </w:r>
+          </w:p>
+          <w:p>
+            <w:r>
+              <w:t xml:space="preserve"> </w:t>
+            </w:r>
+          </w:p>
+          <w:p>
+            <w:r>
+              <w:t xml:space="preserve"> </w:t>
+            </w:r>
+          </w:p>
+        </w:tc>
+      </w:tr>
+      <w:tr>
+        <w:tc>
+          <w:tcPr>
+            <w:tcW w:type="dxa" w:w="8640"/>
+          </w:tcPr>
+          <w:p>
+            <w:r/>
+            <w:r>
+              <w:rPr>
+                <w:b/>
+              </w:rPr>
+              <w:t>AI suggestion you REJECTED + why (required):</w:t>
             </w:r>
           </w:p>
           <w:p>
@@ -1660,7 +1940,7 @@
         <w:rPr>
           <w:i/>
         </w:rPr>
-        <w:t>100–250 words, looking across ALL your delta logs: where did AI most elevate your case work, where did it add least (or mislead you), and what will you do differently on the next case?</w:t>
+        <w:t>100–250 words, looking across ALL your delta logs: where did AI most elevate your case work; where did it add least (or mislead you); where did YOU decide an answer was good enough and stop, and why; and what will you do differently on the next case?</w:t>
       </w:r>
     </w:p>
     <w:tbl>
@@ -1732,7 +2012,7 @@
         <w:rPr>
           <w:i/>
         </w:rPr>
-        <w:t>Paste a shareable LINK (ChatGPT share link, Google Doc, or OneDrive with "anyone with the link") — not the transcript text itself.</w:t>
+        <w:t>Paste the link to a Google Doc containing the WHOLE conversation, shared as "Anyone with the link" (Viewer) — not the transcript text, not a summary, not a chatgpt.com/c/ URL, not a login-gated OneDrive link. A link the grader cannot open counts as no link.</w:t>
       </w:r>
     </w:p>
     <w:tbl>
@@ -1811,7 +2091,7 @@
         <w:pStyle w:val="ListBullet"/>
       </w:pPr>
       <w:r>
-        <w:t>Citations: when referring to case data, include page numbers in parentheses (e.g., "sold at cost (p. 13)").</w:t>
+        <w:t>Citations: use the page number printed on the case page, in parentheses (e.g., "sold at cost (case p. 13)"). If your tutor gave course-pack or PDF-viewer pages, convert them before submitting.</w:t>
       </w:r>
     </w:p>
     <w:p>

--- a/ibm4212/files/Amazon_Kindle_Fire_Case_Assignment.docx
+++ b/ibm4212/files/Amazon_Kindle_Fire_Case_Assignment.docx
@@ -133,7 +133,7 @@
           </w:tcPr>
           <w:p>
             <w:r>
-              <w:t>Fill this document, export as PDF (File → Save As → PDF), upload the PDF to Canvas.</w:t>
+              <w:t>Fill this document and upload it to Canvas as a Word file (.docx) — not a PDF. Feedback comes back as margin comments on your own document.</w:t>
             </w:r>
           </w:p>
         </w:tc>
@@ -2123,7 +2123,7 @@
         <w:pStyle w:val="ListBullet"/>
       </w:pPr>
       <w:r>
-        <w:t>Final check: spell-check, export to PDF, verify the PDF renders correctly before upload.</w:t>
+        <w:t>Final check: spell-check, make sure the transcript link is a real hyperlink, and upload the .docx itself (do not export to PDF — comments come back on your Word file).</w:t>
       </w:r>
     </w:p>
     <w:p/>

--- a/ibm4212/files/Amazon_Kindle_Fire_Case_Assignment.docx
+++ b/ibm4212/files/Amazon_Kindle_Fire_Case_Assignment.docx
@@ -465,7 +465,7 @@
         <w:pStyle w:val="ListNumber"/>
       </w:pPr>
       <w:r>
-        <w:t>When you finish, copy the WHOLE conversation into a Google Doc, set it to "Anyone with the link" (Viewer), and paste that link in the Transcript link field at the end of this document. Do NOT paste a chatgpt.com/c/ conversation URL (private — the grader cannot open it), a OneDrive link (needs a login), or a summary — the full conversation is what is graded. Test the link in a private browser window. Don't fish for answers — it shows in the transcript and scores against the process criterion.</w:t>
+        <w:t>When you finish, save the WHOLE conversation as a link the grader can open. Main method: scroll to the very TOP of the chat until the first message is visible (ChatGPT only loads part of a long thread, so select-all from the bottom copies a fragment), then select all (Cmd+A / Ctrl+A), copy, and paste into a new Google Doc as plain text (Cmd+Shift+V on Mac, Ctrl+Shift+V on Windows, or Edit &gt; Paste without formatting). Set the Doc to "Anyone with the link" (Viewer) and paste that link in the Transcript link field at the end of this document. Backup method: after scrolling to the top, use your browser's Print &gt; Save as PDF, upload the PDF to Google Drive, share it "Anyone with the link," and paste that link. Either link is fine; what matters is that it opens without a login and shows the whole conversation. Do NOT paste a chatgpt.com/c/ conversation URL (private; ChatGPT Edu cannot share by link), a OneDrive link (needs a login), or a summary. Test the link in a private browser window. Don't fish for answers; it shows in the transcript and scores against the process criterion.</w:t>
       </w:r>
     </w:p>
     <w:p>
